--- a/content/templates/common-paper-independent-contractor-agreement/template.docx
+++ b/content/templates/common-paper-independent-contractor-agreement/template.docx
@@ -1978,6 +1978,9 @@
                 <w:rtl w:val="0"/>
               </w:rPr>
             </w:r>
+            <w:r>
+              <w:t>{company_signatory_name}</w:t>
+            </w:r>
           </w:p>
         </w:tc>
         <w:tc>
@@ -2045,6 +2048,9 @@
               <w:rPr>
                 <w:rtl w:val="0"/>
               </w:rPr>
+            </w:r>
+            <w:r>
+              <w:t>{contractor_signatory_name}</w:t>
             </w:r>
           </w:p>
         </w:tc>
@@ -2125,6 +2131,9 @@
                 <w:rtl w:val="0"/>
               </w:rPr>
             </w:r>
+            <w:r>
+              <w:t>{company_signatory_title_display}</w:t>
+            </w:r>
           </w:p>
         </w:tc>
         <w:tc>
@@ -2192,6 +2201,9 @@
               <w:rPr>
                 <w:rtl w:val="0"/>
               </w:rPr>
+            </w:r>
+            <w:r>
+              <w:t>{contractor_signatory_title_display}</w:t>
             </w:r>
           </w:p>
         </w:tc>
@@ -2272,6 +2284,9 @@
                 <w:rtl w:val="0"/>
               </w:rPr>
             </w:r>
+            <w:r>
+              <w:t>{company_signatory_email}</w:t>
+            </w:r>
           </w:p>
         </w:tc>
         <w:tc>
@@ -2339,6 +2354,9 @@
               <w:rPr>
                 <w:rtl w:val="0"/>
               </w:rPr>
+            </w:r>
+            <w:r>
+              <w:t>{contractor_signatory_email}</w:t>
             </w:r>
           </w:p>
         </w:tc>
